--- a/data/cvs/cv_57_Greenbone_Senior_DevOps_Engineer_-_Delivery___Infr.docx
+++ b/data/cvs/cv_57_Greenbone_Senior_DevOps_Engineer_-_Delivery___Infr.docx
@@ -86,7 +86,7 @@
         <w:rPr>
           <w:sz w:val="20"/>
         </w:rPr>
-        <w:t>Senior DevOps Engineer with a strong background in software development and automation. I excel in Python, Golang, and Bash scripting, and have extensive experience with CI/CD pipelines, test automation, and infrastructure management. Having worked across both on-prem and cloud environments, I bring a holistic approach to DevOps, from design and development to deployment and maintenance. I am currently leading full-stack development at Copy Cat Group, where I drive AI-powered automation projects, including an SAP API integration and an AI tender scraping pipeline.</w:t>
+        <w:t>Senior DevOps Engineer with a strong background in software development and automation. I excel in Python, Golang, and Bash scripting, and have extensive experience with CI/CD pipelines, Docker, and SQL/PostgreSQL. My expertise lies in designing and implementing robust infrastructure solutions, having led projects from architecture design to delivery. I am well-versed in Agile methodologies, test-driven development, and code reviews, and have mentored junior engineers in DevOps best practices.</w:t>
       </w:r>
     </w:p>
     <w:p>
@@ -119,7 +119,7 @@
         <w:rPr>
           <w:sz w:val="20"/>
         </w:rPr>
-        <w:t>Python, JavaScript, SQL, Bash, Kotlin, HTML, CSS</w:t>
+        <w:t>Python, JavaScript, SQL, Bash, Golang</w:t>
       </w:r>
     </w:p>
     <w:p>
@@ -191,7 +191,7 @@
         <w:rPr>
           <w:sz w:val="20"/>
         </w:rPr>
-        <w:t>Prompt Engineering, LLM Evaluation, Data Annotation, Dataset Structuring, Gemini API, Groq API</w:t>
+        <w:t>Gemini API, Groq API, Prompt Engineering, LLM Evaluation, Data Annotation, Dataset Structuring</w:t>
       </w:r>
     </w:p>
     <w:p>
@@ -209,7 +209,7 @@
         <w:rPr>
           <w:sz w:val="20"/>
         </w:rPr>
-        <w:t>n8n, Playwright, APScheduler, Web Scraping, REST APIs</w:t>
+        <w:t>n8n, Playwright, APScheduler, Web Scraping, REST APIs, YAML</w:t>
       </w:r>
     </w:p>
     <w:p>
@@ -227,43 +227,7 @@
         <w:rPr>
           <w:sz w:val="20"/>
         </w:rPr>
-        <w:t>Oracle Cloud, Google Cloud Platform, Docker</w:t>
-      </w:r>
-    </w:p>
-    <w:p>
-      <w:pPr>
-        <w:spacing w:before="0" w:after="40"/>
-      </w:pPr>
-      <w:r>
-        <w:rPr>
-          <w:b/>
-          <w:sz w:val="20"/>
-        </w:rPr>
-        <w:t xml:space="preserve">AI &amp; Specialist Tools: </w:t>
-      </w:r>
-      <w:r>
-        <w:rPr>
-          <w:sz w:val="20"/>
-        </w:rPr>
-        <w:t>YAML, Agile, Test-Driven Development (TDD), Code Reviews, GitHub, GitHub Actions</w:t>
-      </w:r>
-    </w:p>
-    <w:p>
-      <w:pPr>
-        <w:spacing w:before="0" w:after="40"/>
-      </w:pPr>
-      <w:r>
-        <w:rPr>
-          <w:b/>
-          <w:sz w:val="20"/>
-        </w:rPr>
-        <w:t xml:space="preserve">Platforms &amp; Methods: </w:t>
-      </w:r>
-      <w:r>
-        <w:rPr>
-          <w:sz w:val="20"/>
-        </w:rPr>
-        <w:t>nginx, SQL/PostgreSQL, On-Prem Infrastructure, Pair Programming, Collaboration, Mentorship</w:t>
+        <w:t>Git, GitHub, GitHub Actions, Docker, Oracle Cloud, Google Cloud Platform, CI/CD, nginx</w:t>
       </w:r>
     </w:p>
     <w:p>
@@ -313,7 +277,7 @@
         <w:rPr>
           <w:sz w:val="20"/>
         </w:rPr>
-        <w:t>Leading the integration of SAP APIs with an internal Credit Control System, automating processes for OA and IT business units.</w:t>
+        <w:t>Led the integration of SAP APIs with an internal Credit Control System, automating processes for OA and IT business units.</w:t>
       </w:r>
     </w:p>
     <w:p>
@@ -325,7 +289,7 @@
         <w:rPr>
           <w:sz w:val="20"/>
         </w:rPr>
-        <w:t>Designing and documenting enterprise architecture, including application, data, integration, and security layers for the Innovation Team.</w:t>
+        <w:t>Authored comprehensive System Design Documents (SDDs) and Business Requirements Documents (BRDs) to define project scope and architecture for enterprise-level solutions.</w:t>
       </w:r>
     </w:p>
     <w:p>
@@ -337,19 +301,7 @@
         <w:rPr>
           <w:sz w:val="20"/>
         </w:rPr>
-        <w:t>Driving an AI-powered tender scraping pipeline, from agent specification to prototype, to automate tender discovery and processing.</w:t>
-      </w:r>
-    </w:p>
-    <w:p>
-      <w:pPr>
-        <w:pStyle w:val="ListBullet"/>
-        <w:spacing w:before="0" w:after="20"/>
-      </w:pPr>
-      <w:r>
-        <w:rPr>
-          <w:sz w:val="20"/>
-        </w:rPr>
-        <w:t>Building MVP Trackers and defining problem statements to initiate and deliver client-facing product initiatives.</w:t>
+        <w:t>Designed and prototyped an AI-powered tender scraping pipeline, automating tender opportunity discovery and processing.</w:t>
       </w:r>
     </w:p>
     <w:p>
@@ -384,31 +336,7 @@
         <w:rPr>
           <w:sz w:val="20"/>
         </w:rPr>
-        <w:t>Train AI models by generating accurate difference-based captions for multimodal datasets</w:t>
-      </w:r>
-    </w:p>
-    <w:p>
-      <w:pPr>
-        <w:pStyle w:val="ListBullet"/>
-        <w:spacing w:before="0" w:after="20"/>
-      </w:pPr>
-      <w:r>
-        <w:rPr>
-          <w:sz w:val="20"/>
-        </w:rPr>
-        <w:t>Perform categorisation, bounding, consistency checks, and image-level validation to improve multimodal model accuracy</w:t>
-      </w:r>
-    </w:p>
-    <w:p>
-      <w:pPr>
-        <w:pStyle w:val="ListBullet"/>
-        <w:spacing w:before="0" w:after="20"/>
-      </w:pPr>
-      <w:r>
-        <w:rPr>
-          <w:sz w:val="20"/>
-        </w:rPr>
-        <w:t>Contribute high-quality annotated outputs that directly feed into production AI model training pipelines</w:t>
+        <w:t>Generated accurate captions for multimodal datasets, improving model accuracy through difference-based training.</w:t>
       </w:r>
     </w:p>
     <w:p>
@@ -443,31 +371,7 @@
         <w:rPr>
           <w:sz w:val="20"/>
         </w:rPr>
-        <w:t>Developed and delivered full-stack solutions for U.S.-based clients across different sectors</w:t>
-      </w:r>
-    </w:p>
-    <w:p>
-      <w:pPr>
-        <w:pStyle w:val="ListBullet"/>
-        <w:spacing w:before="0" w:after="20"/>
-      </w:pPr>
-      <w:r>
-        <w:rPr>
-          <w:sz w:val="20"/>
-        </w:rPr>
-        <w:t>Built UI components, optimised APIs, and handled CMS-based website systems</w:t>
-      </w:r>
-    </w:p>
-    <w:p>
-      <w:pPr>
-        <w:pStyle w:val="ListBullet"/>
-        <w:spacing w:before="0" w:after="20"/>
-      </w:pPr>
-      <w:r>
-        <w:rPr>
-          <w:sz w:val="20"/>
-        </w:rPr>
-        <w:t>Collaborated with remote teams to debug, improve performance, and implement client feedback</w:t>
+        <w:t>Built and delivered full-stack solutions, including UI components, optimised APIs, and CMS-based websites, for diverse U.S. clients.</w:t>
       </w:r>
     </w:p>
     <w:p>
@@ -502,31 +406,7 @@
         <w:rPr>
           <w:sz w:val="20"/>
         </w:rPr>
-        <w:t>Annotated and evaluated datasets for health and agriculture AI systems</w:t>
-      </w:r>
-    </w:p>
-    <w:p>
-      <w:pPr>
-        <w:pStyle w:val="ListBullet"/>
-        <w:spacing w:before="0" w:after="20"/>
-      </w:pPr>
-      <w:r>
-        <w:rPr>
-          <w:sz w:val="20"/>
-        </w:rPr>
-        <w:t>Performed intent detection, slot tagging, utterance verification, and structured dataset creation</w:t>
-      </w:r>
-    </w:p>
-    <w:p>
-      <w:pPr>
-        <w:pStyle w:val="ListBullet"/>
-        <w:spacing w:before="0" w:after="20"/>
-      </w:pPr>
-      <w:r>
-        <w:rPr>
-          <w:sz w:val="20"/>
-        </w:rPr>
-        <w:t>Ensured annotation quality and consistency across multilingual and multimodal training data</w:t>
+        <w:t>Performed intent detection, slot tagging, and utterance verification for health and agriculture AI systems, ensuring high-quality training data.</w:t>
       </w:r>
     </w:p>
     <w:p>
